--- a/test/Iteration 3/README.docx
+++ b/test/Iteration 3/README.docx
@@ -12,7 +12,7 @@
     </w:p>
     <w:p>
       <w:r>
-        <w:t>RimbaQuest • 10 October 2026 • branch test-jiating • commit 39fd0d8</w:t>
+        <w:t>RimbaQuest • updated 11 October 2026 • branch test-jiating • retest commit 4740c2f</w:t>
       </w:r>
     </w:p>
     <w:p>
@@ -25,7 +25,7 @@
     </w:p>
     <w:p>
       <w:r>
-        <w:t>Release recommendation: NOT READY. The acceptance matrix records 90 Pass, 6 Fail and 0 Not Run results across 96 Iteration 3 plan items. Seven defects remain open.</w:t>
+        <w:t>Release recommendation: NOT READY. The retest closed DEF-I3-001, but six defects remain open. The cumulative acceptance matrix records 91 Pass and 5 Fail across 96 plan items. Full regression was not run because the defect-retest gate did not pass.</w:t>
       </w:r>
     </w:p>
     <w:p>
@@ -73,7 +73,7 @@
         <w:pStyle w:val="ListBullet"/>
       </w:pPr>
       <w:r>
-        <w:t>05_Defect_Log.csv — seven open findings with reproduction, expected/actual and owner role.</w:t>
+        <w:t>05_Defect_Log.csv — one closed and six open findings with reproduction, expected/actual, fix and retest evidence.</w:t>
       </w:r>
     </w:p>
     <w:p>
@@ -105,7 +105,7 @@
         <w:pStyle w:val="ListBullet"/>
       </w:pPr>
       <w:r>
-        <w:t>evidence/logs/ — baseline, backend, build, manual, contract, audit and AI-review records.</w:t>
+        <w:t>evidence/logs/ — original execution evidence plus 11 October baseline, quiz/battle, dependency and AI retest records.</w:t>
       </w:r>
     </w:p>
     <w:p>
@@ -137,7 +137,7 @@
         <w:pStyle w:val="ListBullet"/>
       </w:pPr>
       <w:r>
-        <w:t>After fixes, rerun the full backend suite, focused contract, frontend build/export and npm audit; all location acceptance items are already complete.</w:t>
+        <w:t>Fix DEF-I3-002 through DEF-I3-007 and repeat focused retests first. Run full backend, frontend, contract, security and manual regression only after that gate passes.</w:t>
       </w:r>
     </w:p>
     <w:p>

--- a/test/Iteration 3/README.docx
+++ b/test/Iteration 3/README.docx
@@ -12,7 +12,7 @@
     </w:p>
     <w:p>
       <w:r>
-        <w:t>RimbaQuest • updated 11 October 2026 • branch test-jiating • retest commit 4740c2f</w:t>
+        <w:t>RimbaQuest • updated 11 October 2026 • branch test-jiating • fix commit 795cacd</w:t>
       </w:r>
     </w:p>
     <w:p>
@@ -25,7 +25,7 @@
     </w:p>
     <w:p>
       <w:r>
-        <w:t>Release recommendation: NOT READY. The retest closed DEF-I3-001, but six defects remain open. The cumulative acceptance matrix records 91 Pass and 5 Fail across 96 plan items. Full regression was not run because the defect-retest gate did not pass.</w:t>
+        <w:t>Release recommendation: CONDITIONALLY NOT READY. DEF-I3-001 through DEF-I3-006 are closed, all 96 acceptance-plan rows pass, and full regression is clean. DEF-I3-007 remains open because npm audit reports 18 high-severity upstream dependency findings.</w:t>
       </w:r>
     </w:p>
     <w:p>
@@ -73,7 +73,7 @@
         <w:pStyle w:val="ListBullet"/>
       </w:pPr>
       <w:r>
-        <w:t>05_Defect_Log.csv — one closed and six open findings with reproduction, expected/actual, fix and retest evidence.</w:t>
+        <w:t>05_Defect_Log.csv — six closed findings and one open dependency finding with reproduction, expected/actual, fix and retest evidence.</w:t>
       </w:r>
     </w:p>
     <w:p>
@@ -105,7 +105,7 @@
         <w:pStyle w:val="ListBullet"/>
       </w:pPr>
       <w:r>
-        <w:t>evidence/logs/ — original execution evidence plus 11 October baseline, quiz/battle, dependency and AI retest records.</w:t>
+        <w:t>evidence/logs/ — original execution evidence plus remediation, full regression and final dependency-audit records.</w:t>
       </w:r>
     </w:p>
     <w:p>
@@ -137,7 +137,15 @@
         <w:pStyle w:val="ListBullet"/>
       </w:pPr>
       <w:r>
-        <w:t>Fix DEF-I3-002 through DEF-I3-007 and repeat focused retests first. Run full backend, frontend, contract, security and manual regression only after that gate passes.</w:t>
+        <w:t>Keep DEF-I3-007 open until a compatible dependency upgrade or approved migration clears the high-severity audit gate.</w:t>
+      </w:r>
+    </w:p>
+    <w:p>
+      <w:pPr>
+        <w:pStyle w:val="ListBullet"/>
+      </w:pPr>
+      <w:r>
+        <w:t>After any dependency change, repeat the full backend, frontend, Expo Doctor, contract and security regression cycle.</w:t>
       </w:r>
     </w:p>
     <w:p>

--- a/test/Iteration 3/README.docx
+++ b/test/Iteration 3/README.docx
@@ -25,7 +25,7 @@
     </w:p>
     <w:p>
       <w:r>
-        <w:t>Release recommendation: CONDITIONALLY NOT READY. DEF-I3-001 through DEF-I3-006 are closed, all 96 acceptance-plan rows pass, and full regression is clean. DEF-I3-007 remains open because npm audit reports 18 high-severity upstream dependency findings.</w:t>
+        <w:t>Release recommendation: READY. All six recorded defects are closed, all 96 acceptance-plan rows pass, and the complete regression suite is clean.</w:t>
       </w:r>
     </w:p>
     <w:p>
@@ -65,7 +65,7 @@
         <w:pStyle w:val="ListBullet"/>
       </w:pPr>
       <w:r>
-        <w:t>04_Test_Execution_Report.docx — consolidated results, blockers and sign-off recommendation.</w:t>
+        <w:t>04_Test_Execution_Report.docx — consolidated results and sign-off recommendation.</w:t>
       </w:r>
     </w:p>
     <w:p>
@@ -73,7 +73,7 @@
         <w:pStyle w:val="ListBullet"/>
       </w:pPr>
       <w:r>
-        <w:t>05_Defect_Log.csv — six closed findings and one open dependency finding with reproduction, expected/actual, fix and retest evidence.</w:t>
+        <w:t>05_Defect_Log.csv — six closed findings with reproduction, expected/actual, fix and retest evidence.</w:t>
       </w:r>
     </w:p>
     <w:p>
@@ -105,7 +105,7 @@
         <w:pStyle w:val="ListBullet"/>
       </w:pPr>
       <w:r>
-        <w:t>evidence/logs/ — original execution evidence plus remediation, full regression and final dependency-audit records.</w:t>
+        <w:t>evidence/logs/ — original execution evidence plus remediation and full-regression records.</w:t>
       </w:r>
     </w:p>
     <w:p>
@@ -137,15 +137,7 @@
         <w:pStyle w:val="ListBullet"/>
       </w:pPr>
       <w:r>
-        <w:t>Keep DEF-I3-007 open until a compatible dependency upgrade or approved migration clears the high-severity audit gate.</w:t>
-      </w:r>
-    </w:p>
-    <w:p>
-      <w:pPr>
-        <w:pStyle w:val="ListBullet"/>
-      </w:pPr>
-      <w:r>
-        <w:t>After any dependency change, repeat the full backend, frontend, Expo Doctor, contract and security regression cycle.</w:t>
+        <w:t>Use the completed full-regression evidence as the final Iteration 3 sign-off baseline.</w:t>
       </w:r>
     </w:p>
     <w:p>
